--- a/workbook/РТ (УП02) пара 30 ст Алешин Николай 3ИП-1-24.docx
+++ b/workbook/РТ (УП02) пара 30 ст Алешин Николай 3ИП-1-24.docx
@@ -7196,7 +7196,7 @@
           <w:color w:val="0F1115"/>
           <w:sz w:val="20"/>
           <w:szCs w:val="20"/>
-          <w:lang w:val="en-US" w:eastAsia="ru-RU"/>
+          <w:lang w:eastAsia="ru-RU"/>
         </w:rPr>
       </w:pPr>
       <w:r>
@@ -7209,7 +7209,6 @@
         </w:rPr>
         <w:t xml:space="preserve">    </w:t>
       </w:r>
-      <w:proofErr w:type="spellStart"/>
       <w:proofErr w:type="gramStart"/>
       <w:r>
         <w:rPr>
@@ -7227,7 +7226,7 @@
           <w:color w:val="383A42"/>
           <w:sz w:val="20"/>
           <w:szCs w:val="20"/>
-          <w:lang w:val="en-US" w:eastAsia="ru-RU"/>
+          <w:lang w:eastAsia="ru-RU"/>
         </w:rPr>
         <w:t>.</w:t>
       </w:r>
@@ -7241,7 +7240,6 @@
         </w:rPr>
         <w:t>close</w:t>
       </w:r>
-      <w:proofErr w:type="spellEnd"/>
       <w:proofErr w:type="gramEnd"/>
       <w:r>
         <w:rPr>
@@ -7249,7 +7247,7 @@
           <w:color w:val="383A42"/>
           <w:sz w:val="20"/>
           <w:szCs w:val="20"/>
-          <w:lang w:val="en-US" w:eastAsia="ru-RU"/>
+          <w:lang w:eastAsia="ru-RU"/>
         </w:rPr>
         <w:t>()</w:t>
       </w:r>
@@ -7281,16 +7279,16 @@
           <w:color w:val="0F1115"/>
           <w:sz w:val="20"/>
           <w:szCs w:val="20"/>
-          <w:lang w:val="en-US" w:eastAsia="ru-RU"/>
-        </w:rPr>
-      </w:pPr>
-      <w:r>
-        <w:rPr>
-          <w:rFonts w:ascii="Consolas" w:eastAsia="Times New Roman" w:hAnsi="Consolas" w:cs="Courier New"/>
-          <w:color w:val="0F1115"/>
-          <w:sz w:val="20"/>
-          <w:szCs w:val="20"/>
-          <w:lang w:val="en-US" w:eastAsia="ru-RU"/>
+          <w:lang w:eastAsia="ru-RU"/>
+        </w:rPr>
+      </w:pPr>
+      <w:r>
+        <w:rPr>
+          <w:rFonts w:ascii="Consolas" w:eastAsia="Times New Roman" w:hAnsi="Consolas" w:cs="Courier New"/>
+          <w:color w:val="0F1115"/>
+          <w:sz w:val="20"/>
+          <w:szCs w:val="20"/>
+          <w:lang w:eastAsia="ru-RU"/>
         </w:rPr>
         <w:t xml:space="preserve">    </w:t>
       </w:r>
@@ -7310,22 +7308,40 @@
           <w:color w:val="0F1115"/>
           <w:sz w:val="20"/>
           <w:szCs w:val="20"/>
-          <w:lang w:val="en-US" w:eastAsia="ru-RU"/>
+          <w:lang w:eastAsia="ru-RU"/>
         </w:rPr>
         <w:t xml:space="preserve"> </w:t>
       </w:r>
-      <w:proofErr w:type="spellStart"/>
-      <w:r>
-        <w:rPr>
-          <w:rFonts w:ascii="Consolas" w:eastAsia="Times New Roman" w:hAnsi="Consolas" w:cs="Courier New"/>
-          <w:color w:val="0F1115"/>
-          <w:sz w:val="20"/>
-          <w:szCs w:val="20"/>
-          <w:lang w:val="en-US" w:eastAsia="ru-RU"/>
-        </w:rPr>
-        <w:t>order_id</w:t>
-      </w:r>
-      <w:proofErr w:type="spellEnd"/>
+      <w:r>
+        <w:rPr>
+          <w:rFonts w:ascii="Consolas" w:eastAsia="Times New Roman" w:hAnsi="Consolas" w:cs="Courier New"/>
+          <w:color w:val="0F1115"/>
+          <w:sz w:val="20"/>
+          <w:szCs w:val="20"/>
+          <w:lang w:val="en-US" w:eastAsia="ru-RU"/>
+        </w:rPr>
+        <w:t>order</w:t>
+      </w:r>
+      <w:r>
+        <w:rPr>
+          <w:rFonts w:ascii="Consolas" w:eastAsia="Times New Roman" w:hAnsi="Consolas" w:cs="Courier New"/>
+          <w:color w:val="0F1115"/>
+          <w:sz w:val="20"/>
+          <w:szCs w:val="20"/>
+          <w:lang w:eastAsia="ru-RU"/>
+        </w:rPr>
+        <w:t>_</w:t>
+      </w:r>
+      <w:r>
+        <w:rPr>
+          <w:rFonts w:ascii="Consolas" w:eastAsia="Times New Roman" w:hAnsi="Consolas" w:cs="Courier New"/>
+          <w:color w:val="0F1115"/>
+          <w:sz w:val="20"/>
+          <w:szCs w:val="20"/>
+          <w:lang w:val="en-US" w:eastAsia="ru-RU"/>
+        </w:rPr>
+        <w:t>id</w:t>
+      </w:r>
     </w:p>
     <w:p>
       <w:pPr>
@@ -13741,7 +13757,7 @@
         <w:rPr>
           <w:rFonts w:ascii="Segoe UI" w:eastAsia="Times New Roman" w:hAnsi="Segoe UI" w:cs="Segoe UI"/>
           <w:color w:val="0F1115"/>
-          <w:lang w:val="en-US" w:eastAsia="ru-RU"/>
+          <w:lang w:eastAsia="ru-RU"/>
         </w:rPr>
       </w:pPr>
       <w:r>
@@ -13750,7 +13766,7 @@
           <w:b/>
           <w:bCs/>
           <w:color w:val="0F1115"/>
-          <w:lang w:val="en-US" w:eastAsia="ru-RU"/>
+          <w:lang w:eastAsia="ru-RU"/>
         </w:rPr>
         <w:t xml:space="preserve">6.2. </w:t>
       </w:r>
@@ -13770,7 +13786,7 @@
           <w:b/>
           <w:bCs/>
           <w:color w:val="0F1115"/>
-          <w:lang w:val="en-US" w:eastAsia="ru-RU"/>
+          <w:lang w:eastAsia="ru-RU"/>
         </w:rPr>
         <w:t xml:space="preserve"> </w:t>
       </w:r>
@@ -13792,7 +13808,7 @@
         <w:rPr>
           <w:rFonts w:ascii="Segoe UI" w:eastAsia="Times New Roman" w:hAnsi="Segoe UI" w:cs="Segoe UI"/>
           <w:color w:val="0F1115"/>
-          <w:lang w:val="en-US" w:eastAsia="ru-RU"/>
+          <w:lang w:eastAsia="ru-RU"/>
         </w:rPr>
       </w:pPr>
       <w:r>
@@ -13811,7 +13827,7 @@
           <w:b/>
           <w:bCs/>
           <w:color w:val="0F1115"/>
-          <w:lang w:val="en-US" w:eastAsia="ru-RU"/>
+          <w:lang w:eastAsia="ru-RU"/>
         </w:rPr>
         <w:t>:</w:t>
       </w:r>
@@ -16384,7 +16400,7 @@
           <w:color w:val="0F1115"/>
           <w:sz w:val="20"/>
           <w:szCs w:val="20"/>
-          <w:lang w:val="en-US" w:eastAsia="ru-RU"/>
+          <w:lang w:eastAsia="ru-RU"/>
         </w:rPr>
       </w:pPr>
       <w:r>
@@ -16397,7 +16413,6 @@
         </w:rPr>
         <w:t xml:space="preserve">    </w:t>
       </w:r>
-      <w:proofErr w:type="spellStart"/>
       <w:proofErr w:type="gramStart"/>
       <w:r>
         <w:rPr>
@@ -16415,7 +16430,7 @@
           <w:color w:val="383A42"/>
           <w:sz w:val="20"/>
           <w:szCs w:val="20"/>
-          <w:lang w:val="en-US" w:eastAsia="ru-RU"/>
+          <w:lang w:eastAsia="ru-RU"/>
         </w:rPr>
         <w:t>.</w:t>
       </w:r>
@@ -16429,7 +16444,6 @@
         </w:rPr>
         <w:t>close</w:t>
       </w:r>
-      <w:proofErr w:type="spellEnd"/>
       <w:proofErr w:type="gramEnd"/>
       <w:r>
         <w:rPr>
@@ -16437,7 +16451,7 @@
           <w:color w:val="383A42"/>
           <w:sz w:val="20"/>
           <w:szCs w:val="20"/>
-          <w:lang w:val="en-US" w:eastAsia="ru-RU"/>
+          <w:lang w:eastAsia="ru-RU"/>
         </w:rPr>
         <w:t>()</w:t>
       </w:r>
@@ -16469,16 +16483,16 @@
           <w:color w:val="0F1115"/>
           <w:sz w:val="20"/>
           <w:szCs w:val="20"/>
-          <w:lang w:val="en-US" w:eastAsia="ru-RU"/>
-        </w:rPr>
-      </w:pPr>
-      <w:r>
-        <w:rPr>
-          <w:rFonts w:ascii="Consolas" w:eastAsia="Times New Roman" w:hAnsi="Consolas" w:cs="Courier New"/>
-          <w:color w:val="0F1115"/>
-          <w:sz w:val="20"/>
-          <w:szCs w:val="20"/>
-          <w:lang w:val="en-US" w:eastAsia="ru-RU"/>
+          <w:lang w:eastAsia="ru-RU"/>
+        </w:rPr>
+      </w:pPr>
+      <w:r>
+        <w:rPr>
+          <w:rFonts w:ascii="Consolas" w:eastAsia="Times New Roman" w:hAnsi="Consolas" w:cs="Courier New"/>
+          <w:color w:val="0F1115"/>
+          <w:sz w:val="20"/>
+          <w:szCs w:val="20"/>
+          <w:lang w:eastAsia="ru-RU"/>
         </w:rPr>
         <w:t xml:space="preserve">    </w:t>
       </w:r>
@@ -16498,22 +16512,40 @@
           <w:color w:val="0F1115"/>
           <w:sz w:val="20"/>
           <w:szCs w:val="20"/>
-          <w:lang w:val="en-US" w:eastAsia="ru-RU"/>
+          <w:lang w:eastAsia="ru-RU"/>
         </w:rPr>
         <w:t xml:space="preserve"> </w:t>
       </w:r>
-      <w:proofErr w:type="spellStart"/>
-      <w:r>
-        <w:rPr>
-          <w:rFonts w:ascii="Consolas" w:eastAsia="Times New Roman" w:hAnsi="Consolas" w:cs="Courier New"/>
-          <w:color w:val="0F1115"/>
-          <w:sz w:val="20"/>
-          <w:szCs w:val="20"/>
-          <w:lang w:val="en-US" w:eastAsia="ru-RU"/>
-        </w:rPr>
-        <w:t>order_id</w:t>
-      </w:r>
-      <w:proofErr w:type="spellEnd"/>
+      <w:r>
+        <w:rPr>
+          <w:rFonts w:ascii="Consolas" w:eastAsia="Times New Roman" w:hAnsi="Consolas" w:cs="Courier New"/>
+          <w:color w:val="0F1115"/>
+          <w:sz w:val="20"/>
+          <w:szCs w:val="20"/>
+          <w:lang w:val="en-US" w:eastAsia="ru-RU"/>
+        </w:rPr>
+        <w:t>order</w:t>
+      </w:r>
+      <w:r>
+        <w:rPr>
+          <w:rFonts w:ascii="Consolas" w:eastAsia="Times New Roman" w:hAnsi="Consolas" w:cs="Courier New"/>
+          <w:color w:val="0F1115"/>
+          <w:sz w:val="20"/>
+          <w:szCs w:val="20"/>
+          <w:lang w:eastAsia="ru-RU"/>
+        </w:rPr>
+        <w:t>_</w:t>
+      </w:r>
+      <w:r>
+        <w:rPr>
+          <w:rFonts w:ascii="Consolas" w:eastAsia="Times New Roman" w:hAnsi="Consolas" w:cs="Courier New"/>
+          <w:color w:val="0F1115"/>
+          <w:sz w:val="20"/>
+          <w:szCs w:val="20"/>
+          <w:lang w:val="en-US" w:eastAsia="ru-RU"/>
+        </w:rPr>
+        <w:t>id</w:t>
+      </w:r>
     </w:p>
     <w:p>
       <w:pPr>
@@ -22369,6 +22401,7 @@
           <w:color w:val="0F1115"/>
           <w:lang w:eastAsia="ru-RU"/>
         </w:rPr>
+        <w:lastRenderedPageBreak/>
         <w:t>Что такое </w:t>
       </w:r>
       <w:proofErr w:type="spellStart"/>
@@ -22390,7 +22423,69 @@
           <w:color w:val="0F1115"/>
           <w:lang w:eastAsia="ru-RU"/>
         </w:rPr>
-        <w:t> — ________________</w:t>
+        <w:t xml:space="preserve"> — </w:t>
+      </w:r>
+      <w:r>
+        <w:rPr>
+          <w:rFonts w:ascii="Segoe UI" w:eastAsia="Times New Roman" w:hAnsi="Segoe UI" w:cs="Segoe UI"/>
+          <w:color w:val="0F1115"/>
+          <w:lang w:eastAsia="ru-RU"/>
+        </w:rPr>
+        <w:t xml:space="preserve">стиль именования, где все буквы строчные, а слова разделены подчёркиванием: </w:t>
+      </w:r>
+      <w:proofErr w:type="spellStart"/>
+      <w:r>
+        <w:rPr>
+          <w:rFonts w:ascii="Segoe UI" w:eastAsia="Times New Roman" w:hAnsi="Segoe UI" w:cs="Segoe UI"/>
+          <w:color w:val="0F1115"/>
+          <w:lang w:eastAsia="ru-RU"/>
+        </w:rPr>
+        <w:t>add_order_to_db</w:t>
+      </w:r>
+      <w:proofErr w:type="spellEnd"/>
+      <w:r>
+        <w:rPr>
+          <w:rFonts w:ascii="Segoe UI" w:eastAsia="Times New Roman" w:hAnsi="Segoe UI" w:cs="Segoe UI"/>
+          <w:color w:val="0F1115"/>
+          <w:lang w:eastAsia="ru-RU"/>
+        </w:rPr>
+        <w:t xml:space="preserve">, </w:t>
+      </w:r>
+      <w:proofErr w:type="spellStart"/>
+      <w:r>
+        <w:rPr>
+          <w:rFonts w:ascii="Segoe UI" w:eastAsia="Times New Roman" w:hAnsi="Segoe UI" w:cs="Segoe UI"/>
+          <w:color w:val="0F1115"/>
+          <w:lang w:eastAsia="ru-RU"/>
+        </w:rPr>
+        <w:t>product_id</w:t>
+      </w:r>
+      <w:proofErr w:type="spellEnd"/>
+      <w:r>
+        <w:rPr>
+          <w:rFonts w:ascii="Segoe UI" w:eastAsia="Times New Roman" w:hAnsi="Segoe UI" w:cs="Segoe UI"/>
+          <w:color w:val="0F1115"/>
+          <w:lang w:eastAsia="ru-RU"/>
+        </w:rPr>
+        <w:t xml:space="preserve">, </w:t>
+      </w:r>
+      <w:proofErr w:type="spellStart"/>
+      <w:r>
+        <w:rPr>
+          <w:rFonts w:ascii="Segoe UI" w:eastAsia="Times New Roman" w:hAnsi="Segoe UI" w:cs="Segoe UI"/>
+          <w:color w:val="0F1115"/>
+          <w:lang w:eastAsia="ru-RU"/>
+        </w:rPr>
+        <w:t>current_qty</w:t>
+      </w:r>
+      <w:proofErr w:type="spellEnd"/>
+      <w:r>
+        <w:rPr>
+          <w:rFonts w:ascii="Segoe UI" w:eastAsia="Times New Roman" w:hAnsi="Segoe UI" w:cs="Segoe UI"/>
+          <w:color w:val="0F1115"/>
+          <w:lang w:eastAsia="ru-RU"/>
+        </w:rPr>
+        <w:t>. Используется для функций и переменных в Python.</w:t>
       </w:r>
     </w:p>
     <w:p>
@@ -22413,7 +22508,6 @@
           <w:color w:val="0F1115"/>
           <w:lang w:eastAsia="ru-RU"/>
         </w:rPr>
-        <w:lastRenderedPageBreak/>
         <w:t>Что такое </w:t>
       </w:r>
       <w:proofErr w:type="spellStart"/>
@@ -22435,7 +22529,51 @@
           <w:color w:val="0F1115"/>
           <w:lang w:eastAsia="ru-RU"/>
         </w:rPr>
-        <w:t> — ________________</w:t>
+        <w:t xml:space="preserve"> — </w:t>
+      </w:r>
+      <w:r>
+        <w:rPr>
+          <w:rFonts w:ascii="Segoe UI" w:eastAsia="Times New Roman" w:hAnsi="Segoe UI" w:cs="Segoe UI"/>
+          <w:color w:val="0F1115"/>
+          <w:lang w:eastAsia="ru-RU"/>
+        </w:rPr>
+        <w:t xml:space="preserve">стиль именования, где каждое слово начинается с заглавной буквы, без разделителей: </w:t>
+      </w:r>
+      <w:proofErr w:type="spellStart"/>
+      <w:r>
+        <w:rPr>
+          <w:rFonts w:ascii="Segoe UI" w:eastAsia="Times New Roman" w:hAnsi="Segoe UI" w:cs="Segoe UI"/>
+          <w:color w:val="0F1115"/>
+          <w:lang w:eastAsia="ru-RU"/>
+        </w:rPr>
+        <w:t>OrderManager</w:t>
+      </w:r>
+      <w:proofErr w:type="spellEnd"/>
+      <w:r>
+        <w:rPr>
+          <w:rFonts w:ascii="Segoe UI" w:eastAsia="Times New Roman" w:hAnsi="Segoe UI" w:cs="Segoe UI"/>
+          <w:color w:val="0F1115"/>
+          <w:lang w:eastAsia="ru-RU"/>
+        </w:rPr>
+        <w:t xml:space="preserve">, </w:t>
+      </w:r>
+      <w:proofErr w:type="spellStart"/>
+      <w:r>
+        <w:rPr>
+          <w:rFonts w:ascii="Segoe UI" w:eastAsia="Times New Roman" w:hAnsi="Segoe UI" w:cs="Segoe UI"/>
+          <w:color w:val="0F1115"/>
+          <w:lang w:eastAsia="ru-RU"/>
+        </w:rPr>
+        <w:t>ViewForm</w:t>
+      </w:r>
+      <w:proofErr w:type="spellEnd"/>
+      <w:r>
+        <w:rPr>
+          <w:rFonts w:ascii="Segoe UI" w:eastAsia="Times New Roman" w:hAnsi="Segoe UI" w:cs="Segoe UI"/>
+          <w:color w:val="0F1115"/>
+          <w:lang w:eastAsia="ru-RU"/>
+        </w:rPr>
+        <w:t>. В Python так называются классы.</w:t>
       </w:r>
     </w:p>
     <w:p>
@@ -22464,7 +22602,7 @@
         <w:rPr>
           <w:rFonts w:ascii="Segoe UI" w:eastAsia="Times New Roman" w:hAnsi="Segoe UI" w:cs="Segoe UI"/>
           <w:color w:val="0F1115"/>
-          <w:lang w:val="en-US" w:eastAsia="ru-RU"/>
+          <w:lang w:eastAsia="ru-RU"/>
         </w:rPr>
         <w:t xml:space="preserve"> </w:t>
       </w:r>
@@ -22493,15 +22631,75 @@
           <w:shd w:val="clear" w:color="auto" w:fill="EBEEF2"/>
           <w:lang w:val="en-US" w:eastAsia="ru-RU"/>
         </w:rPr>
-        <w:t>UPPER_SNAKE_CASE</w:t>
-      </w:r>
-      <w:r>
-        <w:rPr>
-          <w:rFonts w:ascii="Segoe UI" w:eastAsia="Times New Roman" w:hAnsi="Segoe UI" w:cs="Segoe UI"/>
-          <w:color w:val="0F1115"/>
-          <w:lang w:val="en-US" w:eastAsia="ru-RU"/>
-        </w:rPr>
-        <w:t> — ________________</w:t>
+        <w:t>UPPER</w:t>
+      </w:r>
+      <w:r>
+        <w:rPr>
+          <w:rFonts w:ascii="Consolas" w:eastAsia="Times New Roman" w:hAnsi="Consolas" w:cs="Courier New"/>
+          <w:color w:val="0F1115"/>
+          <w:sz w:val="20"/>
+          <w:szCs w:val="20"/>
+          <w:shd w:val="clear" w:color="auto" w:fill="EBEEF2"/>
+          <w:lang w:eastAsia="ru-RU"/>
+        </w:rPr>
+        <w:t>_</w:t>
+      </w:r>
+      <w:r>
+        <w:rPr>
+          <w:rFonts w:ascii="Consolas" w:eastAsia="Times New Roman" w:hAnsi="Consolas" w:cs="Courier New"/>
+          <w:color w:val="0F1115"/>
+          <w:sz w:val="20"/>
+          <w:szCs w:val="20"/>
+          <w:shd w:val="clear" w:color="auto" w:fill="EBEEF2"/>
+          <w:lang w:val="en-US" w:eastAsia="ru-RU"/>
+        </w:rPr>
+        <w:t>SNAKE</w:t>
+      </w:r>
+      <w:r>
+        <w:rPr>
+          <w:rFonts w:ascii="Consolas" w:eastAsia="Times New Roman" w:hAnsi="Consolas" w:cs="Courier New"/>
+          <w:color w:val="0F1115"/>
+          <w:sz w:val="20"/>
+          <w:szCs w:val="20"/>
+          <w:shd w:val="clear" w:color="auto" w:fill="EBEEF2"/>
+          <w:lang w:eastAsia="ru-RU"/>
+        </w:rPr>
+        <w:t>_</w:t>
+      </w:r>
+      <w:r>
+        <w:rPr>
+          <w:rFonts w:ascii="Consolas" w:eastAsia="Times New Roman" w:hAnsi="Consolas" w:cs="Courier New"/>
+          <w:color w:val="0F1115"/>
+          <w:sz w:val="20"/>
+          <w:szCs w:val="20"/>
+          <w:shd w:val="clear" w:color="auto" w:fill="EBEEF2"/>
+          <w:lang w:val="en-US" w:eastAsia="ru-RU"/>
+        </w:rPr>
+        <w:t>CASE</w:t>
+      </w:r>
+      <w:r>
+        <w:rPr>
+          <w:rFonts w:ascii="Segoe UI" w:eastAsia="Times New Roman" w:hAnsi="Segoe UI" w:cs="Segoe UI"/>
+          <w:color w:val="0F1115"/>
+          <w:lang w:val="en-US" w:eastAsia="ru-RU"/>
+        </w:rPr>
+        <w:t> </w:t>
+      </w:r>
+      <w:r>
+        <w:rPr>
+          <w:rFonts w:ascii="Segoe UI" w:eastAsia="Times New Roman" w:hAnsi="Segoe UI" w:cs="Segoe UI"/>
+          <w:color w:val="0F1115"/>
+          <w:lang w:eastAsia="ru-RU"/>
+        </w:rPr>
+        <w:t xml:space="preserve">— </w:t>
+      </w:r>
+      <w:r>
+        <w:rPr>
+          <w:rFonts w:ascii="Segoe UI" w:eastAsia="Times New Roman" w:hAnsi="Segoe UI" w:cs="Segoe UI"/>
+          <w:color w:val="0F1115"/>
+          <w:lang w:eastAsia="ru-RU"/>
+        </w:rPr>
+        <w:t>стиль именования, где все буквы заглавные, слова через подчёркивание: DB_PATH, FONT_SIZE_NORMAL. Используется для констант.</w:t>
       </w:r>
     </w:p>
     <w:p>
@@ -22524,7 +22722,189 @@
           <w:color w:val="0F1115"/>
           <w:lang w:eastAsia="ru-RU"/>
         </w:rPr>
-        <w:t>Почему важно единообразие — ________________</w:t>
+        <w:t>Почему важно единообразие —</w:t>
+      </w:r>
+    </w:p>
+    <w:p>
+      <w:pPr>
+        <w:shd w:val="clear" w:color="auto" w:fill="FFFFFF"/>
+        <w:spacing w:before="100" w:beforeAutospacing="1" w:after="0" w:line="240" w:lineRule="auto"/>
+        <w:ind w:left="720"/>
+        <w:rPr>
+          <w:rFonts w:ascii="Segoe UI" w:eastAsia="Times New Roman" w:hAnsi="Segoe UI" w:cs="Segoe UI"/>
+          <w:color w:val="0F1115"/>
+          <w:lang w:eastAsia="ru-RU"/>
+        </w:rPr>
+      </w:pPr>
+      <w:r>
+        <w:rPr>
+          <w:rFonts w:ascii="Segoe UI" w:eastAsia="Times New Roman" w:hAnsi="Segoe UI" w:cs="Segoe UI"/>
+          <w:color w:val="0F1115"/>
+          <w:lang w:eastAsia="ru-RU"/>
+        </w:rPr>
+        <w:t>потому что:</w:t>
+      </w:r>
+    </w:p>
+    <w:p>
+      <w:pPr>
+        <w:shd w:val="clear" w:color="auto" w:fill="FFFFFF"/>
+        <w:spacing w:before="100" w:beforeAutospacing="1" w:after="0" w:line="240" w:lineRule="auto"/>
+        <w:ind w:left="720"/>
+        <w:rPr>
+          <w:rFonts w:ascii="Segoe UI" w:eastAsia="Times New Roman" w:hAnsi="Segoe UI" w:cs="Segoe UI"/>
+          <w:color w:val="0F1115"/>
+          <w:lang w:eastAsia="ru-RU"/>
+        </w:rPr>
+      </w:pPr>
+    </w:p>
+    <w:p>
+      <w:pPr>
+        <w:pStyle w:val="a6"/>
+        <w:numPr>
+          <w:ilvl w:val="0"/>
+          <w:numId w:val="14"/>
+        </w:numPr>
+        <w:shd w:val="clear" w:color="auto" w:fill="FFFFFF"/>
+        <w:spacing w:before="100" w:beforeAutospacing="1" w:after="0" w:line="240" w:lineRule="auto"/>
+        <w:rPr>
+          <w:rFonts w:ascii="Segoe UI" w:eastAsia="Times New Roman" w:hAnsi="Segoe UI" w:cs="Segoe UI"/>
+          <w:color w:val="0F1115"/>
+          <w:lang w:eastAsia="ru-RU"/>
+        </w:rPr>
+      </w:pPr>
+      <w:r>
+        <w:rPr>
+          <w:rFonts w:ascii="Segoe UI" w:eastAsia="Times New Roman" w:hAnsi="Segoe UI" w:cs="Segoe UI"/>
+          <w:color w:val="0F1115"/>
+          <w:lang w:eastAsia="ru-RU"/>
+        </w:rPr>
+        <w:t>Код легче читать и понимать.</w:t>
+      </w:r>
+    </w:p>
+    <w:p>
+      <w:pPr>
+        <w:shd w:val="clear" w:color="auto" w:fill="FFFFFF"/>
+        <w:spacing w:before="100" w:beforeAutospacing="1" w:after="0" w:line="240" w:lineRule="auto"/>
+        <w:ind w:left="720"/>
+        <w:rPr>
+          <w:rFonts w:ascii="Segoe UI" w:eastAsia="Times New Roman" w:hAnsi="Segoe UI" w:cs="Segoe UI"/>
+          <w:color w:val="0F1115"/>
+          <w:lang w:eastAsia="ru-RU"/>
+        </w:rPr>
+      </w:pPr>
+    </w:p>
+    <w:p>
+      <w:pPr>
+        <w:pStyle w:val="a6"/>
+        <w:numPr>
+          <w:ilvl w:val="0"/>
+          <w:numId w:val="14"/>
+        </w:numPr>
+        <w:shd w:val="clear" w:color="auto" w:fill="FFFFFF"/>
+        <w:spacing w:before="100" w:beforeAutospacing="1" w:after="0" w:line="240" w:lineRule="auto"/>
+        <w:rPr>
+          <w:rFonts w:ascii="Segoe UI" w:eastAsia="Times New Roman" w:hAnsi="Segoe UI" w:cs="Segoe UI"/>
+          <w:color w:val="0F1115"/>
+          <w:lang w:eastAsia="ru-RU"/>
+        </w:rPr>
+      </w:pPr>
+      <w:r>
+        <w:rPr>
+          <w:rFonts w:ascii="Segoe UI" w:eastAsia="Times New Roman" w:hAnsi="Segoe UI" w:cs="Segoe UI"/>
+          <w:color w:val="0F1115"/>
+          <w:lang w:eastAsia="ru-RU"/>
+        </w:rPr>
+        <w:t>Соответствует стандарту PEP 8 — эксперты ДЭ проверяют это через «</w:t>
+      </w:r>
+      <w:proofErr w:type="spellStart"/>
+      <w:r>
+        <w:rPr>
+          <w:rFonts w:ascii="Segoe UI" w:eastAsia="Times New Roman" w:hAnsi="Segoe UI" w:cs="Segoe UI"/>
+          <w:color w:val="0F1115"/>
+          <w:lang w:eastAsia="ru-RU"/>
+        </w:rPr>
+        <w:t>Автотест</w:t>
+      </w:r>
+      <w:proofErr w:type="spellEnd"/>
+      <w:r>
+        <w:rPr>
+          <w:rFonts w:ascii="Segoe UI" w:eastAsia="Times New Roman" w:hAnsi="Segoe UI" w:cs="Segoe UI"/>
+          <w:color w:val="0F1115"/>
+          <w:lang w:eastAsia="ru-RU"/>
+        </w:rPr>
+        <w:t>».</w:t>
+      </w:r>
+    </w:p>
+    <w:p>
+      <w:pPr>
+        <w:shd w:val="clear" w:color="auto" w:fill="FFFFFF"/>
+        <w:spacing w:before="100" w:beforeAutospacing="1" w:after="0" w:line="240" w:lineRule="auto"/>
+        <w:ind w:left="720"/>
+        <w:rPr>
+          <w:rFonts w:ascii="Segoe UI" w:eastAsia="Times New Roman" w:hAnsi="Segoe UI" w:cs="Segoe UI"/>
+          <w:color w:val="0F1115"/>
+          <w:lang w:eastAsia="ru-RU"/>
+        </w:rPr>
+      </w:pPr>
+    </w:p>
+    <w:p>
+      <w:pPr>
+        <w:pStyle w:val="a6"/>
+        <w:numPr>
+          <w:ilvl w:val="0"/>
+          <w:numId w:val="14"/>
+        </w:numPr>
+        <w:shd w:val="clear" w:color="auto" w:fill="FFFFFF"/>
+        <w:spacing w:before="100" w:beforeAutospacing="1" w:after="0" w:line="240" w:lineRule="auto"/>
+        <w:rPr>
+          <w:rFonts w:ascii="Segoe UI" w:eastAsia="Times New Roman" w:hAnsi="Segoe UI" w:cs="Segoe UI"/>
+          <w:color w:val="0F1115"/>
+          <w:lang w:eastAsia="ru-RU"/>
+        </w:rPr>
+      </w:pPr>
+      <w:r>
+        <w:rPr>
+          <w:rFonts w:ascii="Segoe UI" w:eastAsia="Times New Roman" w:hAnsi="Segoe UI" w:cs="Segoe UI"/>
+          <w:color w:val="0F1115"/>
+          <w:lang w:eastAsia="ru-RU"/>
+        </w:rPr>
+        <w:t>Снижается риск ошибок при работе в команде.</w:t>
+      </w:r>
+    </w:p>
+    <w:p>
+      <w:pPr>
+        <w:shd w:val="clear" w:color="auto" w:fill="FFFFFF"/>
+        <w:spacing w:before="100" w:beforeAutospacing="1" w:after="0" w:line="240" w:lineRule="auto"/>
+        <w:ind w:left="720"/>
+        <w:rPr>
+          <w:rFonts w:ascii="Segoe UI" w:eastAsia="Times New Roman" w:hAnsi="Segoe UI" w:cs="Segoe UI"/>
+          <w:color w:val="0F1115"/>
+          <w:lang w:eastAsia="ru-RU"/>
+        </w:rPr>
+      </w:pPr>
+    </w:p>
+    <w:p>
+      <w:pPr>
+        <w:pStyle w:val="a6"/>
+        <w:numPr>
+          <w:ilvl w:val="0"/>
+          <w:numId w:val="14"/>
+        </w:numPr>
+        <w:shd w:val="clear" w:color="auto" w:fill="FFFFFF"/>
+        <w:spacing w:before="100" w:beforeAutospacing="1" w:after="0" w:line="240" w:lineRule="auto"/>
+        <w:rPr>
+          <w:rFonts w:ascii="Segoe UI" w:eastAsia="Times New Roman" w:hAnsi="Segoe UI" w:cs="Segoe UI"/>
+          <w:color w:val="0F1115"/>
+          <w:lang w:eastAsia="ru-RU"/>
+        </w:rPr>
+      </w:pPr>
+      <w:r>
+        <w:rPr>
+          <w:rFonts w:ascii="Segoe UI" w:eastAsia="Times New Roman" w:hAnsi="Segoe UI" w:cs="Segoe UI"/>
+          <w:color w:val="0F1115"/>
+          <w:lang w:eastAsia="ru-RU"/>
+        </w:rPr>
+        <w:t>Код выглядит профессионально.</w:t>
       </w:r>
     </w:p>
     <w:p>
@@ -23015,6 +23395,7 @@
           <w:color w:val="0F1115"/>
           <w:lang w:eastAsia="ru-RU"/>
         </w:rPr>
+        <w:lastRenderedPageBreak/>
         <w:t>Условие:</w:t>
       </w:r>
       <w:r>
@@ -23763,7 +24144,6 @@
           <w:color w:val="0F1115"/>
           <w:lang w:eastAsia="ru-RU"/>
         </w:rPr>
-        <w:lastRenderedPageBreak/>
         <w:t>🔹</w:t>
       </w:r>
       <w:r>
@@ -24176,7 +24556,7 @@
           <w:color w:val="0F1115"/>
           <w:sz w:val="20"/>
           <w:szCs w:val="20"/>
-          <w:lang w:val="en-US" w:eastAsia="ru-RU"/>
+          <w:lang w:eastAsia="ru-RU"/>
         </w:rPr>
       </w:pPr>
       <w:r>
@@ -24185,7 +24565,7 @@
           <w:color w:val="383A42"/>
           <w:sz w:val="20"/>
           <w:szCs w:val="20"/>
-          <w:lang w:val="en-US" w:eastAsia="ru-RU"/>
+          <w:lang w:eastAsia="ru-RU"/>
         </w:rPr>
         <w:t>}</w:t>
       </w:r>
@@ -24216,7 +24596,7 @@
           <w:b/>
           <w:bCs/>
           <w:color w:val="0F1115"/>
-          <w:lang w:val="en-US" w:eastAsia="ru-RU"/>
+          <w:lang w:eastAsia="ru-RU"/>
         </w:rPr>
         <w:t xml:space="preserve"> </w:t>
       </w:r>
@@ -24236,7 +24616,7 @@
           <w:b/>
           <w:bCs/>
           <w:color w:val="0F1115"/>
-          <w:lang w:val="en-US" w:eastAsia="ru-RU"/>
+          <w:lang w:eastAsia="ru-RU"/>
         </w:rPr>
         <w:t xml:space="preserve"> </w:t>
       </w:r>
@@ -24256,7 +24636,7 @@
           <w:b/>
           <w:bCs/>
           <w:color w:val="0F1115"/>
-          <w:lang w:val="en-US" w:eastAsia="ru-RU"/>
+          <w:lang w:eastAsia="ru-RU"/>
         </w:rPr>
         <w:t xml:space="preserve">5. </w:t>
       </w:r>
@@ -24486,6 +24866,7 @@
           <w:szCs w:val="20"/>
           <w:lang w:val="en-US" w:eastAsia="ru-RU"/>
         </w:rPr>
+        <w:lastRenderedPageBreak/>
         <w:t>for</w:t>
       </w:r>
       <w:r>
@@ -25804,7 +26185,6 @@
           <w:color w:val="0F1115"/>
           <w:lang w:eastAsia="ru-RU"/>
         </w:rPr>
-        <w:lastRenderedPageBreak/>
         <w:t>Правильно</w:t>
       </w:r>
     </w:p>
@@ -27302,6 +27682,7 @@
           <w:szCs w:val="20"/>
           <w:lang w:val="en-US" w:eastAsia="ru-RU"/>
         </w:rPr>
+        <w:lastRenderedPageBreak/>
         <w:t>def</w:t>
       </w:r>
       <w:r>
@@ -28944,7 +29325,6 @@
           <w:szCs w:val="20"/>
           <w:lang w:val="en-US" w:eastAsia="ru-RU"/>
         </w:rPr>
-        <w:lastRenderedPageBreak/>
         <w:t>flake</w:t>
       </w:r>
       <w:proofErr w:type="gramStart"/>
@@ -29088,7 +29468,7 @@
         <w:rPr>
           <w:rFonts w:ascii="Segoe UI" w:eastAsia="Times New Roman" w:hAnsi="Segoe UI" w:cs="Segoe UI"/>
           <w:color w:val="0F1115"/>
-          <w:lang w:eastAsia="ru-RU"/>
+          <w:lang w:val="en-US" w:eastAsia="ru-RU"/>
         </w:rPr>
       </w:pPr>
       <w:r>
@@ -29097,9 +29477,25 @@
           <w:b/>
           <w:bCs/>
           <w:color w:val="0F1115"/>
-          <w:lang w:eastAsia="ru-RU"/>
+          <w:lang w:val="en-US" w:eastAsia="ru-RU"/>
         </w:rPr>
         <w:t>URL:</w:t>
+      </w:r>
+      <w:r>
+        <w:rPr>
+          <w:lang w:val="en-US"/>
+        </w:rPr>
+        <w:t xml:space="preserve"> </w:t>
+      </w:r>
+      <w:r>
+        <w:rPr>
+          <w:rFonts w:ascii="Segoe UI" w:eastAsia="Times New Roman" w:hAnsi="Segoe UI" w:cs="Segoe UI"/>
+          <w:b/>
+          <w:bCs/>
+          <w:color w:val="0F1115"/>
+          <w:lang w:val="en-US" w:eastAsia="ru-RU"/>
+        </w:rPr>
+        <w:t>https://github.com/alsnnik/up02-project-aleshin</w:t>
       </w:r>
     </w:p>
     <w:p>
@@ -29398,6 +29794,7 @@
           <w:color w:val="0F1115"/>
           <w:lang w:eastAsia="ru-RU"/>
         </w:rPr>
+        <w:lastRenderedPageBreak/>
         <w:t>Оценка руководителя:</w:t>
       </w:r>
       <w:r>
@@ -29886,6 +30283,119 @@
     </w:lvl>
   </w:abstractNum>
   <w:abstractNum w:abstractNumId="3" w15:restartNumberingAfterBreak="0">
+    <w:nsid w:val="2F4A6247"/>
+    <w:multiLevelType w:val="hybridMultilevel"/>
+    <w:tmpl w:val="F5BE08BC"/>
+    <w:lvl w:ilvl="0" w:tplc="04190001">
+      <w:start w:val="1"/>
+      <w:numFmt w:val="bullet"/>
+      <w:lvlText w:val=""/>
+      <w:lvlJc w:val="left"/>
+      <w:pPr>
+        <w:ind w:left="720" w:hanging="360"/>
+      </w:pPr>
+      <w:rPr>
+        <w:rFonts w:ascii="Symbol" w:hAnsi="Symbol" w:hint="default"/>
+      </w:rPr>
+    </w:lvl>
+    <w:lvl w:ilvl="1" w:tplc="04190003" w:tentative="1">
+      <w:start w:val="1"/>
+      <w:numFmt w:val="bullet"/>
+      <w:lvlText w:val="o"/>
+      <w:lvlJc w:val="left"/>
+      <w:pPr>
+        <w:ind w:left="1440" w:hanging="360"/>
+      </w:pPr>
+      <w:rPr>
+        <w:rFonts w:ascii="Courier New" w:hAnsi="Courier New" w:cs="Courier New" w:hint="default"/>
+      </w:rPr>
+    </w:lvl>
+    <w:lvl w:ilvl="2" w:tplc="04190005" w:tentative="1">
+      <w:start w:val="1"/>
+      <w:numFmt w:val="bullet"/>
+      <w:lvlText w:val=""/>
+      <w:lvlJc w:val="left"/>
+      <w:pPr>
+        <w:ind w:left="2160" w:hanging="360"/>
+      </w:pPr>
+      <w:rPr>
+        <w:rFonts w:ascii="Wingdings" w:hAnsi="Wingdings" w:hint="default"/>
+      </w:rPr>
+    </w:lvl>
+    <w:lvl w:ilvl="3" w:tplc="04190001" w:tentative="1">
+      <w:start w:val="1"/>
+      <w:numFmt w:val="bullet"/>
+      <w:lvlText w:val=""/>
+      <w:lvlJc w:val="left"/>
+      <w:pPr>
+        <w:ind w:left="2880" w:hanging="360"/>
+      </w:pPr>
+      <w:rPr>
+        <w:rFonts w:ascii="Symbol" w:hAnsi="Symbol" w:hint="default"/>
+      </w:rPr>
+    </w:lvl>
+    <w:lvl w:ilvl="4" w:tplc="04190003" w:tentative="1">
+      <w:start w:val="1"/>
+      <w:numFmt w:val="bullet"/>
+      <w:lvlText w:val="o"/>
+      <w:lvlJc w:val="left"/>
+      <w:pPr>
+        <w:ind w:left="3600" w:hanging="360"/>
+      </w:pPr>
+      <w:rPr>
+        <w:rFonts w:ascii="Courier New" w:hAnsi="Courier New" w:cs="Courier New" w:hint="default"/>
+      </w:rPr>
+    </w:lvl>
+    <w:lvl w:ilvl="5" w:tplc="04190005" w:tentative="1">
+      <w:start w:val="1"/>
+      <w:numFmt w:val="bullet"/>
+      <w:lvlText w:val=""/>
+      <w:lvlJc w:val="left"/>
+      <w:pPr>
+        <w:ind w:left="4320" w:hanging="360"/>
+      </w:pPr>
+      <w:rPr>
+        <w:rFonts w:ascii="Wingdings" w:hAnsi="Wingdings" w:hint="default"/>
+      </w:rPr>
+    </w:lvl>
+    <w:lvl w:ilvl="6" w:tplc="04190001" w:tentative="1">
+      <w:start w:val="1"/>
+      <w:numFmt w:val="bullet"/>
+      <w:lvlText w:val=""/>
+      <w:lvlJc w:val="left"/>
+      <w:pPr>
+        <w:ind w:left="5040" w:hanging="360"/>
+      </w:pPr>
+      <w:rPr>
+        <w:rFonts w:ascii="Symbol" w:hAnsi="Symbol" w:hint="default"/>
+      </w:rPr>
+    </w:lvl>
+    <w:lvl w:ilvl="7" w:tplc="04190003" w:tentative="1">
+      <w:start w:val="1"/>
+      <w:numFmt w:val="bullet"/>
+      <w:lvlText w:val="o"/>
+      <w:lvlJc w:val="left"/>
+      <w:pPr>
+        <w:ind w:left="5760" w:hanging="360"/>
+      </w:pPr>
+      <w:rPr>
+        <w:rFonts w:ascii="Courier New" w:hAnsi="Courier New" w:cs="Courier New" w:hint="default"/>
+      </w:rPr>
+    </w:lvl>
+    <w:lvl w:ilvl="8" w:tplc="04190005" w:tentative="1">
+      <w:start w:val="1"/>
+      <w:numFmt w:val="bullet"/>
+      <w:lvlText w:val=""/>
+      <w:lvlJc w:val="left"/>
+      <w:pPr>
+        <w:ind w:left="6480" w:hanging="360"/>
+      </w:pPr>
+      <w:rPr>
+        <w:rFonts w:ascii="Wingdings" w:hAnsi="Wingdings" w:hint="default"/>
+      </w:rPr>
+    </w:lvl>
+  </w:abstractNum>
+  <w:abstractNum w:abstractNumId="4" w15:restartNumberingAfterBreak="0">
     <w:nsid w:val="4B303D60"/>
     <w:multiLevelType w:val="multilevel"/>
     <w:tmpl w:val="74A43E8A"/>
@@ -30034,7 +30544,7 @@
       </w:rPr>
     </w:lvl>
   </w:abstractNum>
-  <w:abstractNum w:abstractNumId="4" w15:restartNumberingAfterBreak="0">
+  <w:abstractNum w:abstractNumId="5" w15:restartNumberingAfterBreak="0">
     <w:nsid w:val="4F023910"/>
     <w:multiLevelType w:val="multilevel"/>
     <w:tmpl w:val="9A8C5FC8"/>
@@ -30147,7 +30657,7 @@
       </w:pPr>
     </w:lvl>
   </w:abstractNum>
-  <w:abstractNum w:abstractNumId="5" w15:restartNumberingAfterBreak="0">
+  <w:abstractNum w:abstractNumId="6" w15:restartNumberingAfterBreak="0">
     <w:nsid w:val="538C7AAD"/>
     <w:multiLevelType w:val="multilevel"/>
     <w:tmpl w:val="0BEA6810"/>
@@ -30260,7 +30770,7 @@
       </w:pPr>
     </w:lvl>
   </w:abstractNum>
-  <w:abstractNum w:abstractNumId="6" w15:restartNumberingAfterBreak="0">
+  <w:abstractNum w:abstractNumId="7" w15:restartNumberingAfterBreak="0">
     <w:nsid w:val="5ED84974"/>
     <w:multiLevelType w:val="multilevel"/>
     <w:tmpl w:val="74649286"/>
@@ -30409,7 +30919,7 @@
       </w:rPr>
     </w:lvl>
   </w:abstractNum>
-  <w:abstractNum w:abstractNumId="7" w15:restartNumberingAfterBreak="0">
+  <w:abstractNum w:abstractNumId="8" w15:restartNumberingAfterBreak="0">
     <w:nsid w:val="60EF6CC3"/>
     <w:multiLevelType w:val="multilevel"/>
     <w:tmpl w:val="7B562A0E"/>
@@ -30522,7 +31032,7 @@
       </w:pPr>
     </w:lvl>
   </w:abstractNum>
-  <w:abstractNum w:abstractNumId="8" w15:restartNumberingAfterBreak="0">
+  <w:abstractNum w:abstractNumId="9" w15:restartNumberingAfterBreak="0">
     <w:nsid w:val="677C5ED9"/>
     <w:multiLevelType w:val="multilevel"/>
     <w:tmpl w:val="D936AF52"/>
@@ -30635,7 +31145,7 @@
       </w:pPr>
     </w:lvl>
   </w:abstractNum>
-  <w:abstractNum w:abstractNumId="9" w15:restartNumberingAfterBreak="0">
+  <w:abstractNum w:abstractNumId="10" w15:restartNumberingAfterBreak="0">
     <w:nsid w:val="73834350"/>
     <w:multiLevelType w:val="multilevel"/>
     <w:tmpl w:val="108081F8"/>
@@ -30748,7 +31258,7 @@
       </w:pPr>
     </w:lvl>
   </w:abstractNum>
-  <w:abstractNum w:abstractNumId="10" w15:restartNumberingAfterBreak="0">
+  <w:abstractNum w:abstractNumId="11" w15:restartNumberingAfterBreak="0">
     <w:nsid w:val="79E51A55"/>
     <w:multiLevelType w:val="hybridMultilevel"/>
     <w:tmpl w:val="27902E2A"/>
@@ -30837,7 +31347,7 @@
       </w:pPr>
     </w:lvl>
   </w:abstractNum>
-  <w:abstractNum w:abstractNumId="11" w15:restartNumberingAfterBreak="0">
+  <w:abstractNum w:abstractNumId="12" w15:restartNumberingAfterBreak="0">
     <w:nsid w:val="7DB61493"/>
     <w:multiLevelType w:val="multilevel"/>
     <w:tmpl w:val="21309AE0"/>
@@ -30951,16 +31461,16 @@
     </w:lvl>
   </w:abstractNum>
   <w:num w:numId="1">
+    <w:abstractNumId w:val="11"/>
+  </w:num>
+  <w:num w:numId="2">
+    <w:abstractNumId w:val="11"/>
+  </w:num>
+  <w:num w:numId="3">
     <w:abstractNumId w:val="10"/>
   </w:num>
-  <w:num w:numId="2">
-    <w:abstractNumId w:val="10"/>
-  </w:num>
-  <w:num w:numId="3">
-    <w:abstractNumId w:val="9"/>
-  </w:num>
   <w:num w:numId="4">
-    <w:abstractNumId w:val="11"/>
+    <w:abstractNumId w:val="12"/>
   </w:num>
   <w:num w:numId="5">
     <w:abstractNumId w:val="1"/>
@@ -30969,25 +31479,28 @@
     <w:abstractNumId w:val="0"/>
   </w:num>
   <w:num w:numId="7">
+    <w:abstractNumId w:val="6"/>
+  </w:num>
+  <w:num w:numId="8">
+    <w:abstractNumId w:val="7"/>
+  </w:num>
+  <w:num w:numId="9">
+    <w:abstractNumId w:val="4"/>
+  </w:num>
+  <w:num w:numId="10">
     <w:abstractNumId w:val="5"/>
   </w:num>
-  <w:num w:numId="8">
-    <w:abstractNumId w:val="6"/>
-  </w:num>
-  <w:num w:numId="9">
-    <w:abstractNumId w:val="3"/>
-  </w:num>
-  <w:num w:numId="10">
-    <w:abstractNumId w:val="4"/>
-  </w:num>
   <w:num w:numId="11">
-    <w:abstractNumId w:val="8"/>
+    <w:abstractNumId w:val="9"/>
   </w:num>
   <w:num w:numId="12">
-    <w:abstractNumId w:val="7"/>
+    <w:abstractNumId w:val="8"/>
   </w:num>
   <w:num w:numId="13">
     <w:abstractNumId w:val="2"/>
+  </w:num>
+  <w:num w:numId="14">
+    <w:abstractNumId w:val="3"/>
   </w:num>
 </w:numbering>
 </file>
@@ -31687,6 +32200,17 @@
     <w:basedOn w:val="a0"/>
     <w:rsid w:val="005066EB"/>
   </w:style>
+  <w:style w:type="paragraph" w:styleId="a6">
+    <w:name w:val="List Paragraph"/>
+    <w:basedOn w:val="a"/>
+    <w:uiPriority w:val="34"/>
+    <w:qFormat/>
+    <w:rsid w:val="00881B87"/>
+    <w:pPr>
+      <w:ind w:left="720"/>
+      <w:contextualSpacing/>
+    </w:pPr>
+  </w:style>
 </w:styles>
 </file>
 
